--- a/config/docx/frontispiece.docx
+++ b/config/docx/frontispiece.docx
@@ -1269,7 +1269,7 @@
         <w:ind w:firstLine="0"/>
         <w:jc w:val="center"/>
         <w:rPr>
-          <w:rFonts w:hint="default"/>
+          <w:rFonts w:hint="default" w:ascii="Times New Roman Regular" w:hAnsi="Times New Roman Regular" w:eastAsia="宋体" w:cs="Times New Roman Regular"/>
           <w:bCs/>
           <w:szCs w:val="30"/>
           <w:lang w:val="en-US"/>
@@ -1277,18 +1277,16 @@
       </w:pPr>
       <w:r>
         <w:rPr>
-          <w:rFonts w:hint="eastAsia"/>
+          <w:rFonts w:hint="default" w:ascii="Times New Roman Regular" w:hAnsi="Times New Roman Regular" w:eastAsia="宋体" w:cs="Times New Roman Regular"/>
           <w:bCs/>
           <w:szCs w:val="30"/>
           <w:lang w:val="en-US" w:eastAsia="zh-CN"/>
         </w:rPr>
         <w:t>2026</w:t>
       </w:r>
-      <w:bookmarkStart w:id="0" w:name="_GoBack"/>
-      <w:bookmarkEnd w:id="0"/>
       <w:r>
         <w:rPr>
-          <w:rFonts w:hint="eastAsia"/>
+          <w:rFonts w:hint="default" w:ascii="Times New Roman Regular" w:hAnsi="Times New Roman Regular" w:eastAsia="宋体" w:cs="Times New Roman Regular"/>
           <w:bCs/>
           <w:szCs w:val="30"/>
         </w:rPr>
@@ -1296,7 +1294,7 @@
       </w:r>
       <w:r>
         <w:rPr>
-          <w:rFonts w:hint="eastAsia"/>
+          <w:rFonts w:hint="default" w:ascii="Times New Roman Regular" w:hAnsi="Times New Roman Regular" w:eastAsia="宋体" w:cs="Times New Roman Regular"/>
           <w:bCs/>
           <w:szCs w:val="30"/>
           <w:lang w:val="en-US" w:eastAsia="zh-CN"/>
